--- a/docs/HeatShield_QA_Talking_Points.docx
+++ b/docs/HeatShield_QA_Talking_Points.docx
@@ -45,7 +45,7 @@
           <w:sz w:val="22"/>
           <w:szCs w:val="22"/>
         </w:rPr>
-        <w:t xml:space="preserve">Detailed Talking Points for Raymond Wayesu</w:t>
+        <w:t>Detailed Talking Points for Raymond Reuel Wayesu</w:t>
       </w:r>
     </w:p>
     <w:p>
@@ -221,7 +221,7 @@
           <w:bCs/>
           <w:color w:val="B85042"/>
         </w:rPr>
-        <w:t xml:space="preserve">Q: Why did you choose XGBoost combined with a physics-informed neural network?</w:t>
+        <w:t>Q: Why did you choose Random Forest combined with a physics-based ISO 7243 model?</w:t>
       </w:r>
     </w:p>
     <w:p>
@@ -245,7 +245,7 @@
         <w:ind w:left="360"/>
       </w:pPr>
       <w:r>
-        <w:t xml:space="preserve">1. The hybrid approach captures the best of both worlds: XGBoost excels at handling tabular data with complex feature interactions (temperature, humidity, wind, terrain), while the physics layer ensures predictions respect known thermodynamic relationships.</w:t>
+        <w:t>1. The hybrid approach captures the best of both worlds: Random Forest excels at handling tabular data with complex feature interactions (temperature, humidity, wind, terrain) using an ensemble of decision trees, while the physics-based ISO 7243 layer ensures predictions respect known thermodynamic relationships. The Random Forest models are already deployed on Android via ONNX Runtime.</w:t>
       </w:r>
     </w:p>
     <w:p>
@@ -263,7 +263,7 @@
         <w:ind w:left="360"/>
       </w:pPr>
       <w:r>
-        <w:t xml:space="preserve">3. XGBoost is computationally efficient and deployable without GPU infrastructure, critical for sustainable operations in our context. Deep learning alternatives would require expensive cloud GPU instances.</w:t>
+        <w:t>3. Random Forest is computationally efficient and deployable without GPU infrastructure, critical for sustainable operations in our context. We've already deployed 3 ONNX models (temperature, humidity, wind speed) on Android with sub-second inference. Deep learning alternatives would require expensive cloud GPU instances.</w:t>
       </w:r>
     </w:p>
     <w:p>
@@ -1740,7 +1740,7 @@
         <w:ind w:left="360"/>
       </w:pPr>
       <w:r>
-        <w:t xml:space="preserve">1. Lightweight by design: We use XGBoost and spatial interpolation, not large language models or GPU-intensive deep learning. Standard cloud infrastructure, minimal energy footprint.</w:t>
+        <w:t>1. Lightweight by design: We use Random Forest ensemble models and spatial interpolation, not large language models or GPU-intensive deep learning. Our 3 ONNX models total only ~6 MB. Standard cloud infrastructure, minimal energy footprint.</w:t>
       </w:r>
     </w:p>
     <w:p>
@@ -2309,11 +2309,27 @@
           <w:color w:val="2E5A8C"/>
         </w:rPr>
         <w:t xml:space="preserve">Good luck, Raymond! You've done the work. Now show them what you've built.</w:t>
+      </w:r>
+    </w:p>
+    <w:p>
+      <w:pPr>
+        <w:jc w:val="center"/>
+      </w:pPr>
+      <w:r>
+        <w:rPr>
+          <w:i/>
+          <w:color w:val="646464"/>
+          <w:sz w:val="18"/>
+        </w:rPr>
+        <w:br/>
+        <w:t>Prepared by Wayesu Community Research Organisation Ltd</w:t>
       </w:r>
     </w:p>
     <w:sectPr>
       <w:headerReference w:type="default" r:id="rId7"/>
       <w:footerReference w:type="default" r:id="rId8"/>
+      <w:headerReference w:type="first" r:id="rId10"/>
+      <w:footerReference w:type="first" r:id="rId11"/>
       <w:pgSz w:w="12240" w:h="15840" w:orient="portrait"/>
       <w:pgMar w:top="1080" w:right="1080" w:bottom="1080" w:left="1080" w:header="708" w:footer="708" w:gutter="0"/>
       <w:pgNumType/>
@@ -2401,6 +2417,16 @@
 </w:ftr>
 </file>
 
+<file path=word/footer2.xml><?xml version="1.0" encoding="utf-8"?>
+<w:ftr xmlns:m="http://schemas.openxmlformats.org/officeDocument/2006/math" xmlns:mc="http://schemas.openxmlformats.org/markup-compatibility/2006" xmlns:mo="http://schemas.microsoft.com/office/mac/office/2008/main" xmlns:mv="urn:schemas-microsoft-com:mac:vml" xmlns:o="urn:schemas-microsoft-com:office:office" xmlns:r="http://schemas.openxmlformats.org/officeDocument/2006/relationships" xmlns:v="urn:schemas-microsoft-com:vml" xmlns:w10="urn:schemas-microsoft-com:office:word" xmlns:w14="http://schemas.microsoft.com/office/word/2010/wordml" xmlns:w="http://schemas.openxmlformats.org/wordprocessingml/2006/main" xmlns:wne="http://schemas.microsoft.com/office/word/2006/wordml" xmlns:wp14="http://schemas.microsoft.com/office/word/2010/wordprocessingDrawing" xmlns:wp="http://schemas.openxmlformats.org/drawingml/2006/wordprocessingDrawing" xmlns:wpc="http://schemas.microsoft.com/office/word/2010/wordprocessingCanvas" xmlns:wpg="http://schemas.microsoft.com/office/word/2010/wordprocessingGroup" xmlns:wpi="http://schemas.microsoft.com/office/word/2010/wordprocessingInk" xmlns:wps="http://schemas.microsoft.com/office/word/2010/wordprocessingShape" mc:Ignorable="w14 wp14">
+  <w:p>
+    <w:pPr>
+      <w:pStyle w:val="Footer"/>
+    </w:pPr>
+  </w:p>
+</w:ftr>
+</file>
+
 <file path=word/footnotes.xml><?xml version="1.0" encoding="utf-8"?>
 <w:footnotes xmlns:wpc="http://schemas.microsoft.com/office/word/2010/wordprocessingCanvas" xmlns:mc="http://schemas.openxmlformats.org/markup-compatibility/2006" xmlns:o="urn:schemas-microsoft-com:office:office" xmlns:r="http://schemas.openxmlformats.org/officeDocument/2006/relationships" xmlns:m="http://schemas.openxmlformats.org/officeDocument/2006/math" xmlns:v="urn:schemas-microsoft-com:vml" xmlns:wp14="http://schemas.microsoft.com/office/word/2010/wordprocessingDrawing" xmlns:wp="http://schemas.openxmlformats.org/drawingml/2006/wordprocessingDrawing" xmlns:w10="urn:schemas-microsoft-com:office:word" xmlns:w="http://schemas.openxmlformats.org/wordprocessingml/2006/main" xmlns:w14="http://schemas.microsoft.com/office/word/2010/wordml" xmlns:w15="http://schemas.microsoft.com/office/word/2012/wordml" xmlns:wpg="http://schemas.microsoft.com/office/word/2010/wordprocessingGroup" xmlns:wpi="http://schemas.microsoft.com/office/word/2010/wordprocessingInk" xmlns:wne="http://schemas.microsoft.com/office/word/2006/wordml" xmlns:wps="http://schemas.microsoft.com/office/word/2010/wordprocessingShape" mc:Ignorable="w14 w15 wp14">
   <w:footnote w:type="separator" w:id="-1">
@@ -2454,6 +2480,16 @@
       </w:rPr>
       <w:t xml:space="preserve">HeatShield Agri | Activate AI Interview Preparation | CONFIDENTIAL</w:t>
     </w:r>
+  </w:p>
+</w:hdr>
+</file>
+
+<file path=word/header2.xml><?xml version="1.0" encoding="utf-8"?>
+<w:hdr xmlns:m="http://schemas.openxmlformats.org/officeDocument/2006/math" xmlns:mc="http://schemas.openxmlformats.org/markup-compatibility/2006" xmlns:mo="http://schemas.microsoft.com/office/mac/office/2008/main" xmlns:mv="urn:schemas-microsoft-com:mac:vml" xmlns:o="urn:schemas-microsoft-com:office:office" xmlns:r="http://schemas.openxmlformats.org/officeDocument/2006/relationships" xmlns:v="urn:schemas-microsoft-com:vml" xmlns:w10="urn:schemas-microsoft-com:office:word" xmlns:w14="http://schemas.microsoft.com/office/word/2010/wordml" xmlns:w="http://schemas.openxmlformats.org/wordprocessingml/2006/main" xmlns:wne="http://schemas.microsoft.com/office/word/2006/wordml" xmlns:wp14="http://schemas.microsoft.com/office/word/2010/wordprocessingDrawing" xmlns:wp="http://schemas.openxmlformats.org/drawingml/2006/wordprocessingDrawing" xmlns:wpc="http://schemas.microsoft.com/office/word/2010/wordprocessingCanvas" xmlns:wpg="http://schemas.microsoft.com/office/word/2010/wordprocessingGroup" xmlns:wpi="http://schemas.microsoft.com/office/word/2010/wordprocessingInk" xmlns:wps="http://schemas.microsoft.com/office/word/2010/wordprocessingShape" mc:Ignorable="w14 wp14">
+  <w:p>
+    <w:pPr>
+      <w:pStyle w:val="Header"/>
+    </w:pPr>
   </w:p>
 </w:hdr>
 </file>
